--- a/lab6/ЛР6.docx
+++ b/lab6/ЛР6.docx
@@ -5630,8 +5630,161 @@
         </w:drawing>
       </w:r>
     </w:p>
+    <w:p>
+      <w:pPr>
+        <w:ind w:firstLine="709"/>
+      </w:pPr>
+      <w:r>
+        <w:rPr>
+          <w:noProof/>
+        </w:rPr>
+        <w:drawing>
+          <wp:inline distT="0" distB="0" distL="0" distR="0" wp14:anchorId="4BF18DAF" wp14:editId="378B70AF">
+            <wp:extent cx="3737610" cy="751149"/>
+            <wp:effectExtent l="0" t="0" r="0" b="0"/>
+            <wp:docPr id="1906946704" name="Рисунок 1"/>
+            <wp:cNvGraphicFramePr>
+              <a:graphicFrameLocks xmlns:a="http://schemas.openxmlformats.org/drawingml/2006/main" noChangeAspect="1"/>
+            </wp:cNvGraphicFramePr>
+            <a:graphic xmlns:a="http://schemas.openxmlformats.org/drawingml/2006/main">
+              <a:graphicData uri="http://schemas.openxmlformats.org/drawingml/2006/picture">
+                <pic:pic xmlns:pic="http://schemas.openxmlformats.org/drawingml/2006/picture">
+                  <pic:nvPicPr>
+                    <pic:cNvPr id="1906946704" name="Рисунок 1906946704"/>
+                    <pic:cNvPicPr/>
+                  </pic:nvPicPr>
+                  <pic:blipFill>
+                    <a:blip r:embed="rId12" cstate="print">
+                      <a:extLst>
+                        <a:ext uri="{28A0092B-C50C-407E-A947-70E740481C1C}">
+                          <a14:useLocalDpi xmlns:a14="http://schemas.microsoft.com/office/drawing/2010/main" val="0"/>
+                        </a:ext>
+                      </a:extLst>
+                    </a:blip>
+                    <a:stretch>
+                      <a:fillRect/>
+                    </a:stretch>
+                  </pic:blipFill>
+                  <pic:spPr>
+                    <a:xfrm>
+                      <a:off x="0" y="0"/>
+                      <a:ext cx="3949058" cy="793644"/>
+                    </a:xfrm>
+                    <a:prstGeom prst="rect">
+                      <a:avLst/>
+                    </a:prstGeom>
+                  </pic:spPr>
+                </pic:pic>
+              </a:graphicData>
+            </a:graphic>
+          </wp:inline>
+        </w:drawing>
+      </w:r>
+    </w:p>
+    <w:p>
+      <w:pPr>
+        <w:ind w:firstLine="709"/>
+      </w:pPr>
+      <w:r>
+        <w:rPr>
+          <w:noProof/>
+        </w:rPr>
+        <w:drawing>
+          <wp:inline distT="0" distB="0" distL="0" distR="0" wp14:anchorId="541628A8" wp14:editId="46E3C696">
+            <wp:extent cx="3737610" cy="523843"/>
+            <wp:effectExtent l="0" t="0" r="0" b="0"/>
+            <wp:docPr id="234924793" name="Рисунок 2"/>
+            <wp:cNvGraphicFramePr>
+              <a:graphicFrameLocks xmlns:a="http://schemas.openxmlformats.org/drawingml/2006/main" noChangeAspect="1"/>
+            </wp:cNvGraphicFramePr>
+            <a:graphic xmlns:a="http://schemas.openxmlformats.org/drawingml/2006/main">
+              <a:graphicData uri="http://schemas.openxmlformats.org/drawingml/2006/picture">
+                <pic:pic xmlns:pic="http://schemas.openxmlformats.org/drawingml/2006/picture">
+                  <pic:nvPicPr>
+                    <pic:cNvPr id="234924793" name="Рисунок 234924793"/>
+                    <pic:cNvPicPr/>
+                  </pic:nvPicPr>
+                  <pic:blipFill>
+                    <a:blip r:embed="rId13" cstate="print">
+                      <a:extLst>
+                        <a:ext uri="{28A0092B-C50C-407E-A947-70E740481C1C}">
+                          <a14:useLocalDpi xmlns:a14="http://schemas.microsoft.com/office/drawing/2010/main" val="0"/>
+                        </a:ext>
+                      </a:extLst>
+                    </a:blip>
+                    <a:stretch>
+                      <a:fillRect/>
+                    </a:stretch>
+                  </pic:blipFill>
+                  <pic:spPr>
+                    <a:xfrm>
+                      <a:off x="0" y="0"/>
+                      <a:ext cx="3910183" cy="548030"/>
+                    </a:xfrm>
+                    <a:prstGeom prst="rect">
+                      <a:avLst/>
+                    </a:prstGeom>
+                  </pic:spPr>
+                </pic:pic>
+              </a:graphicData>
+            </a:graphic>
+          </wp:inline>
+        </w:drawing>
+      </w:r>
+    </w:p>
+    <w:p>
+      <w:pPr>
+        <w:ind w:firstLine="709"/>
+      </w:pPr>
+      <w:r>
+        <w:rPr>
+          <w:noProof/>
+        </w:rPr>
+        <w:drawing>
+          <wp:inline distT="0" distB="0" distL="0" distR="0" wp14:anchorId="61E2082B" wp14:editId="6122506C">
+            <wp:extent cx="3737610" cy="293204"/>
+            <wp:effectExtent l="0" t="0" r="0" b="0"/>
+            <wp:docPr id="2078721861" name="Рисунок 3"/>
+            <wp:cNvGraphicFramePr>
+              <a:graphicFrameLocks xmlns:a="http://schemas.openxmlformats.org/drawingml/2006/main" noChangeAspect="1"/>
+            </wp:cNvGraphicFramePr>
+            <a:graphic xmlns:a="http://schemas.openxmlformats.org/drawingml/2006/main">
+              <a:graphicData uri="http://schemas.openxmlformats.org/drawingml/2006/picture">
+                <pic:pic xmlns:pic="http://schemas.openxmlformats.org/drawingml/2006/picture">
+                  <pic:nvPicPr>
+                    <pic:cNvPr id="2078721861" name="Рисунок 2078721861"/>
+                    <pic:cNvPicPr/>
+                  </pic:nvPicPr>
+                  <pic:blipFill>
+                    <a:blip r:embed="rId14" cstate="print">
+                      <a:extLst>
+                        <a:ext uri="{28A0092B-C50C-407E-A947-70E740481C1C}">
+                          <a14:useLocalDpi xmlns:a14="http://schemas.microsoft.com/office/drawing/2010/main" val="0"/>
+                        </a:ext>
+                      </a:extLst>
+                    </a:blip>
+                    <a:stretch>
+                      <a:fillRect/>
+                    </a:stretch>
+                  </pic:blipFill>
+                  <pic:spPr>
+                    <a:xfrm>
+                      <a:off x="0" y="0"/>
+                      <a:ext cx="4047397" cy="317506"/>
+                    </a:xfrm>
+                    <a:prstGeom prst="rect">
+                      <a:avLst/>
+                    </a:prstGeom>
+                  </pic:spPr>
+                </pic:pic>
+              </a:graphicData>
+            </a:graphic>
+          </wp:inline>
+        </w:drawing>
+      </w:r>
+    </w:p>
     <w:sectPr>
-      <w:headerReference w:type="first" r:id="rId12"/>
+      <w:headerReference w:type="first" r:id="rId15"/>
       <w:pgSz w:w="11906" w:h="16838" w:code="9"/>
       <w:pgMar w:top="719" w:right="850" w:bottom="902" w:left="960" w:header="709" w:footer="709" w:gutter="0"/>
       <w:cols w:space="708"/>
@@ -7214,6 +7367,7 @@
   <w:style w:type="character" w:default="1" w:styleId="a0">
     <w:name w:val="Default Paragraph Font"/>
     <w:uiPriority w:val="1"/>
+    <w:semiHidden/>
     <w:unhideWhenUsed/>
   </w:style>
   <w:style w:type="table" w:default="1" w:styleId="a1">
